--- a/Курс 3/Базы данных/Лабораторные/03. Проектирование реляционных БД/Отчёт 3.docx
+++ b/Курс 3/Базы данных/Лабораторные/03. Проектирование реляционных БД/Отчёт 3.docx
@@ -406,7 +406,6 @@
           <w14:ligatures w14:val="none"/>
         </w:rPr>
       </w:pPr>
-      <w:proofErr w:type="spellStart"/>
       <w:r>
         <w:rPr>
           <w:rFonts w:cs="Times New Roman"/>
@@ -415,18 +414,7 @@
           <w:lang w:val="ru-RU"/>
           <w14:ligatures w14:val="none"/>
         </w:rPr>
-        <w:t>Селяничев</w:t>
-      </w:r>
-      <w:proofErr w:type="spellEnd"/>
-      <w:r>
-        <w:rPr>
-          <w:rFonts w:cs="Times New Roman"/>
-          <w:kern w:val="0"/>
-          <w:szCs w:val="28"/>
-          <w:lang w:val="ru-RU"/>
-          <w14:ligatures w14:val="none"/>
-        </w:rPr>
-        <w:t xml:space="preserve"> Олег Леонидович</w:t>
+        <w:t>Селяничев Олег Леонидович</w:t>
       </w:r>
     </w:p>
     <w:p>
@@ -580,7 +568,7 @@
     </w:p>
     <w:p>
       <w:pPr>
-        <w:pStyle w:val="Normal"/>
+        <w:pStyle w:val="11"/>
         <w:rPr>
           <w:sz w:val="28"/>
         </w:rPr>
@@ -2402,14 +2390,7 @@
                 <w:sz w:val="24"/>
                 <w:lang w:val="ru-RU"/>
               </w:rPr>
-              <w:t>Удовле</w:t>
-            </w:r>
-            <w:r>
-              <w:rPr>
-                <w:sz w:val="24"/>
-                <w:lang w:val="ru-RU"/>
-              </w:rPr>
-              <w:t>творительное, 100000, 15.09.2015</w:t>
+              <w:t>Удовлетворительное, 100000, 15.09.2015</w:t>
             </w:r>
           </w:p>
         </w:tc>
@@ -2851,14 +2832,7 @@
                 <w:sz w:val="24"/>
                 <w:lang w:val="ru-RU"/>
               </w:rPr>
-              <w:t>4.6 л, 309 л.с., дизель, автомат</w:t>
-            </w:r>
-            <w:r>
-              <w:rPr>
-                <w:sz w:val="24"/>
-                <w:lang w:val="ru-RU"/>
-              </w:rPr>
-              <w:t>, полный привод</w:t>
+              <w:t>4.6 л, 309 л.с., дизель, автомат, полный привод</w:t>
             </w:r>
           </w:p>
         </w:tc>
@@ -2975,7 +2949,7 @@
               <w:ind w:firstLine="0"/>
               <w:rPr>
                 <w:sz w:val="24"/>
-                <w:lang w:val="en-US"/>
+                <w:lang w:val="ru-RU"/>
               </w:rPr>
             </w:pPr>
             <w:r>
@@ -3027,14 +3001,128 @@
     <w:p>
       <w:pPr>
         <w:rPr>
+          <w:rStyle w:val="s9"/>
+          <w:rFonts w:cs="Times New Roman"/>
+          <w:color w:val="000000"/>
+          <w:szCs w:val="28"/>
           <w:lang w:val="ru-RU"/>
         </w:rPr>
       </w:pPr>
       <w:r>
         <w:rPr>
+          <w:rFonts w:cs="Times New Roman"/>
+          <w:szCs w:val="28"/>
           <w:lang w:val="ru-RU"/>
         </w:rPr>
         <w:lastRenderedPageBreak/>
+        <w:t xml:space="preserve">Для ненормализованной таблицы необходимо произвести </w:t>
+      </w:r>
+      <w:r>
+        <w:rPr>
+          <w:rStyle w:val="s16"/>
+          <w:rFonts w:cs="Times New Roman"/>
+          <w:color w:val="000000"/>
+          <w:szCs w:val="28"/>
+          <w:lang w:val="ru-RU"/>
+        </w:rPr>
+        <w:t>н</w:t>
+      </w:r>
+      <w:r>
+        <w:rPr>
+          <w:rStyle w:val="s16"/>
+          <w:rFonts w:cs="Times New Roman"/>
+          <w:color w:val="000000"/>
+          <w:szCs w:val="28"/>
+        </w:rPr>
+        <w:t>ормализаци</w:t>
+      </w:r>
+      <w:r>
+        <w:rPr>
+          <w:rStyle w:val="s16"/>
+          <w:rFonts w:cs="Times New Roman"/>
+          <w:color w:val="000000"/>
+          <w:szCs w:val="28"/>
+          <w:lang w:val="ru-RU"/>
+        </w:rPr>
+        <w:t>ю</w:t>
+      </w:r>
+      <w:r>
+        <w:rPr>
+          <w:rStyle w:val="apple-converted-space"/>
+          <w:rFonts w:cs="Times New Roman"/>
+          <w:color w:val="000000"/>
+          <w:szCs w:val="28"/>
+          <w:lang w:val="ru-RU"/>
+        </w:rPr>
+        <w:t xml:space="preserve"> </w:t>
+      </w:r>
+      <w:r>
+        <w:rPr>
+          <w:rStyle w:val="s9"/>
+          <w:rFonts w:cs="Times New Roman"/>
+          <w:color w:val="000000"/>
+          <w:szCs w:val="28"/>
+        </w:rPr>
+        <w:t>– это разбиение таблицы на две или более, обладающих лучшими свойствами при включении, изменении и удалении данных. Окончательная цель нормализации сводится к получению такого проекта БД, в котором</w:t>
+      </w:r>
+      <w:r>
+        <w:rPr>
+          <w:rStyle w:val="apple-converted-space"/>
+          <w:rFonts w:cs="Times New Roman"/>
+          <w:color w:val="000000"/>
+          <w:szCs w:val="28"/>
+          <w:lang w:val="ru-RU"/>
+        </w:rPr>
+        <w:t xml:space="preserve"> </w:t>
+      </w:r>
+      <w:r>
+        <w:rPr>
+          <w:rStyle w:val="s16"/>
+          <w:rFonts w:cs="Times New Roman"/>
+          <w:color w:val="000000"/>
+          <w:szCs w:val="28"/>
+        </w:rPr>
+        <w:t>каждый факт появляется лишь в одном месте</w:t>
+      </w:r>
+      <w:r>
+        <w:rPr>
+          <w:rStyle w:val="s9"/>
+          <w:rFonts w:cs="Times New Roman"/>
+          <w:color w:val="000000"/>
+          <w:szCs w:val="28"/>
+        </w:rPr>
+        <w:t>, т.е. исключена избыточность информации. Это делается не столько с целью экономии памяти, сколько для исключения возможной противоречивости хранимых данных.</w:t>
+      </w:r>
+      <w:r>
+        <w:rPr>
+          <w:rStyle w:val="s9"/>
+          <w:rFonts w:cs="Times New Roman"/>
+          <w:color w:val="000000"/>
+          <w:szCs w:val="28"/>
+          <w:lang w:val="ru-RU"/>
+        </w:rPr>
+        <w:t xml:space="preserve"> Для осуществления нормализации таблица приводится к одной из 6-ти нормальных форм, но на практике обычно достаточно использования третьей нормальной формы.</w:t>
+      </w:r>
+    </w:p>
+    <w:p>
+      <w:pPr>
+        <w:rPr>
+          <w:rFonts w:cs="Times New Roman"/>
+          <w:szCs w:val="28"/>
+          <w:lang w:val="ru-RU"/>
+        </w:rPr>
+      </w:pPr>
+    </w:p>
+    <w:p>
+      <w:pPr>
+        <w:rPr>
+          <w:lang w:val="ru-RU"/>
+        </w:rPr>
+      </w:pPr>
+      <w:r>
+        <w:rPr>
+          <w:lang w:val="ru-RU"/>
+        </w:rPr>
         <w:t>Ненормализованная таблица была приведена к первой нормальной форме. Для этого все данные в ней были разнесены в отдельные поля так, чтобы значения в этих полях были логически неделимы (</w:t>
       </w:r>
       <w:proofErr w:type="spellStart"/>
@@ -4885,14 +4973,7 @@
                 <w:sz w:val="24"/>
                 <w:lang w:val="ru-RU"/>
               </w:rPr>
-              <w:t>Удовлетвор</w:t>
-            </w:r>
-            <w:r>
-              <w:rPr>
-                <w:sz w:val="24"/>
-                <w:lang w:val="ru-RU"/>
-              </w:rPr>
-              <w:t>ит.</w:t>
+              <w:t>Удовлетворит.</w:t>
             </w:r>
           </w:p>
         </w:tc>
@@ -6697,14 +6778,7 @@
                 <w:sz w:val="24"/>
                 <w:lang w:val="ru-RU"/>
               </w:rPr>
-              <w:t>А</w:t>
-            </w:r>
-            <w:r>
-              <w:rPr>
-                <w:sz w:val="24"/>
-                <w:lang w:val="ru-RU"/>
-              </w:rPr>
-              <w:t>втомат</w:t>
+              <w:t>Автомат</w:t>
             </w:r>
           </w:p>
         </w:tc>
@@ -7082,14 +7156,7 @@
                 <w:sz w:val="24"/>
                 <w:lang w:val="ru-RU"/>
               </w:rPr>
-              <w:t>Б</w:t>
-            </w:r>
-            <w:r>
-              <w:rPr>
-                <w:sz w:val="24"/>
-                <w:lang w:val="ru-RU"/>
-              </w:rPr>
-              <w:t>ензин</w:t>
+              <w:t>Бензин</w:t>
             </w:r>
           </w:p>
         </w:tc>
@@ -7133,14 +7200,7 @@
                 <w:sz w:val="24"/>
                 <w:lang w:val="ru-RU"/>
               </w:rPr>
-              <w:t>П</w:t>
-            </w:r>
-            <w:r>
-              <w:rPr>
-                <w:sz w:val="24"/>
-                <w:lang w:val="ru-RU"/>
-              </w:rPr>
-              <w:t>ередний</w:t>
+              <w:t>Передний</w:t>
             </w:r>
           </w:p>
         </w:tc>
@@ -7233,13 +7293,19 @@
         <w:rPr>
           <w:lang w:val="ru-RU"/>
         </w:rPr>
-        <w:t>все её поля,</w:t>
+        <w:t xml:space="preserve">каждый неключевой </w:t>
       </w:r>
       <w:r>
         <w:rPr>
           <w:lang w:val="ru-RU"/>
         </w:rPr>
-        <w:t xml:space="preserve"> не являющиеся первичным ключом, связаны полной функциональной зависимостью с этим первичным ключом.</w:t>
+        <w:t>атрибут</w:t>
+      </w:r>
+      <w:r>
+        <w:rPr>
+          <w:lang w:val="ru-RU"/>
+        </w:rPr>
+        <w:t xml:space="preserve"> полностью зависит от первичного ключа.</w:t>
       </w:r>
     </w:p>
     <w:p>
@@ -11206,7 +11272,31 @@
         <w:rPr>
           <w:lang w:val="ru-RU"/>
         </w:rPr>
-        <w:t>Таким образом таблица была приведена к третьей нормальной форме:  таблица находится в третьей нормальной форме тогда и только тогда, когда удовлетворяет требованиям второй нормальной формы и ни одно из её неключевых полей не зависит от любого другого неключевого поля.</w:t>
+        <w:t xml:space="preserve">Таким образом таблица была приведена к третьей нормальной форме:  таблица находится в третьей нормальной форме тогда и только тогда, когда удовлетворяет требованиям второй нормальной формы </w:t>
+      </w:r>
+      <w:r>
+        <w:rPr>
+          <w:lang w:val="ru-RU"/>
+        </w:rPr>
+        <w:t>и каждый неключевой атрибут не</w:t>
+      </w:r>
+      <w:r>
+        <w:rPr>
+          <w:lang w:val="ru-RU"/>
+        </w:rPr>
+        <w:t xml:space="preserve"> </w:t>
+      </w:r>
+      <w:r>
+        <w:rPr>
+          <w:lang w:val="ru-RU"/>
+        </w:rPr>
+        <w:t>транзитивно зависит от первичного ключа</w:t>
+      </w:r>
+      <w:r>
+        <w:rPr>
+          <w:lang w:val="ru-RU"/>
+        </w:rPr>
+        <w:t>.</w:t>
       </w:r>
     </w:p>
     <w:p>
@@ -15156,13 +15246,31 @@
         <w:rPr>
           <w:lang w:val="ru-RU"/>
         </w:rPr>
-        <w:t xml:space="preserve">         </w:t>
+        <w:t xml:space="preserve">         Табл. </w:t>
       </w:r>
       <w:r>
         <w:rPr>
           <w:lang w:val="ru-RU"/>
         </w:rPr>
-        <w:t>Табл.</w:t>
+        <w:t xml:space="preserve">8. </w:t>
+      </w:r>
+      <w:r>
+        <w:rPr>
+          <w:lang w:val="ru-RU"/>
+        </w:rPr>
+        <w:t>Улицы</w:t>
+      </w:r>
+      <w:r>
+        <w:rPr>
+          <w:lang w:val="ru-RU"/>
+        </w:rPr>
+        <w:t xml:space="preserve">      </w:t>
+      </w:r>
+      <w:r>
+        <w:rPr>
+          <w:lang w:val="ru-RU"/>
+        </w:rPr>
+        <w:t xml:space="preserve">     </w:t>
       </w:r>
       <w:r>
         <w:rPr>
@@ -15174,36 +15282,6 @@
         <w:rPr>
           <w:lang w:val="ru-RU"/>
         </w:rPr>
-        <w:t xml:space="preserve">8. </w:t>
-      </w:r>
-      <w:r>
-        <w:rPr>
-          <w:lang w:val="ru-RU"/>
-        </w:rPr>
-        <w:t>Улицы</w:t>
-      </w:r>
-      <w:r>
-        <w:rPr>
-          <w:lang w:val="ru-RU"/>
-        </w:rPr>
-        <w:t xml:space="preserve">      </w:t>
-      </w:r>
-      <w:r>
-        <w:rPr>
-          <w:lang w:val="ru-RU"/>
-        </w:rPr>
-        <w:t xml:space="preserve">     </w:t>
-      </w:r>
-      <w:r>
-        <w:rPr>
-          <w:lang w:val="ru-RU"/>
-        </w:rPr>
-        <w:t xml:space="preserve"> </w:t>
-      </w:r>
-      <w:r>
-        <w:rPr>
-          <w:lang w:val="ru-RU"/>
-        </w:rPr>
         <w:t xml:space="preserve">Табл. </w:t>
       </w:r>
       <w:r>
@@ -15222,13 +15300,7 @@
         <w:rPr>
           <w:lang w:val="ru-RU"/>
         </w:rPr>
-        <w:t xml:space="preserve">         </w:t>
-      </w:r>
-      <w:r>
-        <w:rPr>
-          <w:lang w:val="ru-RU"/>
-        </w:rPr>
-        <w:t xml:space="preserve">Табл. </w:t>
+        <w:t xml:space="preserve">         Табл. </w:t>
       </w:r>
       <w:r>
         <w:rPr>
@@ -17404,19 +17476,7 @@
         <w:rPr>
           <w:lang w:val="ru-RU"/>
         </w:rPr>
-        <w:t xml:space="preserve">       </w:t>
-      </w:r>
-      <w:r>
-        <w:rPr>
-          <w:lang w:val="ru-RU"/>
-        </w:rPr>
-        <w:t xml:space="preserve">Табл. </w:t>
-      </w:r>
-      <w:r>
-        <w:rPr>
-          <w:lang w:val="ru-RU"/>
-        </w:rPr>
-        <w:t xml:space="preserve">12. </w:t>
+        <w:t xml:space="preserve">       Табл. 12. </w:t>
       </w:r>
       <w:r>
         <w:rPr>
@@ -17428,13 +17488,7 @@
         <w:rPr>
           <w:lang w:val="ru-RU"/>
         </w:rPr>
-        <w:t xml:space="preserve">Табл. </w:t>
-      </w:r>
-      <w:r>
-        <w:rPr>
-          <w:lang w:val="ru-RU"/>
-        </w:rPr>
-        <w:t xml:space="preserve">13. </w:t>
+        <w:t xml:space="preserve">Табл. 13. </w:t>
       </w:r>
       <w:r>
         <w:rPr>
@@ -17446,19 +17500,7 @@
         <w:rPr>
           <w:lang w:val="ru-RU"/>
         </w:rPr>
-        <w:t xml:space="preserve">   </w:t>
-      </w:r>
-      <w:r>
-        <w:rPr>
-          <w:lang w:val="ru-RU"/>
-        </w:rPr>
-        <w:t xml:space="preserve">Табл. </w:t>
-      </w:r>
-      <w:r>
-        <w:rPr>
-          <w:lang w:val="ru-RU"/>
-        </w:rPr>
-        <w:t xml:space="preserve">14. </w:t>
+        <w:t xml:space="preserve">   Табл. 14. </w:t>
       </w:r>
       <w:r>
         <w:rPr>
@@ -17470,67 +17512,37 @@
         <w:rPr>
           <w:lang w:val="ru-RU"/>
         </w:rPr>
+        <w:t xml:space="preserve"> Табл. 15. </w:t>
+      </w:r>
+      <w:r>
+        <w:rPr>
+          <w:lang w:val="ru-RU"/>
+        </w:rPr>
+        <w:t xml:space="preserve">Багажник </w:t>
+      </w:r>
+      <w:r>
+        <w:rPr>
+          <w:lang w:val="ru-RU"/>
+        </w:rPr>
+        <w:t xml:space="preserve">Табл. 16. </w:t>
+      </w:r>
+      <w:r>
+        <w:rPr>
+          <w:lang w:val="ru-RU"/>
+        </w:rPr>
+        <w:t>Топливо</w:t>
+      </w:r>
+      <w:r>
+        <w:rPr>
+          <w:lang w:val="ru-RU"/>
+        </w:rPr>
         <w:t xml:space="preserve"> </w:t>
       </w:r>
       <w:r>
         <w:rPr>
           <w:lang w:val="ru-RU"/>
         </w:rPr>
-        <w:t xml:space="preserve">Табл. </w:t>
-      </w:r>
-      <w:r>
-        <w:rPr>
-          <w:lang w:val="ru-RU"/>
-        </w:rPr>
-        <w:t xml:space="preserve">15. </w:t>
-      </w:r>
-      <w:r>
-        <w:rPr>
-          <w:lang w:val="ru-RU"/>
-        </w:rPr>
-        <w:t xml:space="preserve">Багажник </w:t>
-      </w:r>
-      <w:r>
-        <w:rPr>
-          <w:lang w:val="ru-RU"/>
-        </w:rPr>
-        <w:t>Табл.</w:t>
-      </w:r>
-      <w:r>
-        <w:rPr>
-          <w:lang w:val="ru-RU"/>
-        </w:rPr>
-        <w:t xml:space="preserve"> 16. </w:t>
-      </w:r>
-      <w:r>
-        <w:rPr>
-          <w:lang w:val="ru-RU"/>
-        </w:rPr>
-        <w:t>Топливо</w:t>
-      </w:r>
-      <w:r>
-        <w:rPr>
-          <w:lang w:val="ru-RU"/>
-        </w:rPr>
-        <w:t xml:space="preserve"> </w:t>
-      </w:r>
-      <w:r>
-        <w:rPr>
-          <w:lang w:val="ru-RU"/>
-        </w:rPr>
-        <w:t xml:space="preserve"> </w:t>
-      </w:r>
-      <w:r>
-        <w:rPr>
-          <w:lang w:val="ru-RU"/>
-        </w:rPr>
-        <w:t xml:space="preserve">Табл. </w:t>
-      </w:r>
-      <w:r>
-        <w:rPr>
-          <w:lang w:val="ru-RU"/>
-        </w:rPr>
-        <w:t xml:space="preserve">17. </w:t>
+        <w:t xml:space="preserve"> Табл. 17. </w:t>
       </w:r>
       <w:r>
         <w:rPr>
@@ -20085,22 +20097,7 @@
           <w:lang w:val="ru-RU"/>
         </w:rPr>
         <w:lastRenderedPageBreak/>
-        <w:t>Таким образом был выполнен процесс нормализации — это</w:t>
-      </w:r>
-      <w:r>
-        <w:t xml:space="preserve"> разбиение таблицы на несколько, облад</w:t>
-      </w:r>
-      <w:r>
-        <w:t>а</w:t>
-      </w:r>
-      <w:r>
-        <w:t>ющих лучшими свойствами при обновлении, включении и удалении данных</w:t>
-      </w:r>
-      <w:r>
-        <w:rPr>
-          <w:lang w:val="ru-RU"/>
-        </w:rPr>
-        <w:t>. В текущем виде с таблицей намного более легко работать – при внесении данных снижен процент ошибок, т.к. конкретные значения уже хранятся в отдельных таблицах, а оператор заполняет лишь внешний ключ</w:t>
+        <w:t>Таким образом был выполнен процесс нормализации. В текущем виде с таблицей намного более легко работать – при внесении данных снижен процент ошибок, т.к. конкретные значения уже хранятся в отдельных таблицах, а оператор заполняет лишь внешний ключ</w:t>
       </w:r>
       <w:r>
         <w:rPr>
@@ -21589,6 +21586,7 @@
       <w:numPr>
         <w:ilvl w:val="1"/>
       </w:numPr>
+      <w:ind w:firstLine="425"/>
     </w:pPr>
     <w:rPr>
       <w:rFonts w:eastAsiaTheme="majorEastAsia" w:cstheme="majorBidi"/>
@@ -21732,8 +21730,8 @@
       </w:tblBorders>
     </w:tblPr>
   </w:style>
-  <w:style w:type="paragraph" w:customStyle="1" w:styleId="Normal">
-    <w:name w:val="Normal"/>
+  <w:style w:type="paragraph" w:customStyle="1" w:styleId="11">
+    <w:name w:val="Обычный1"/>
     <w:rsid w:val="007425C3"/>
     <w:pPr>
       <w:spacing w:after="0" w:line="240" w:lineRule="auto"/>
@@ -21807,6 +21805,21 @@
     <w:semiHidden/>
     <w:unhideWhenUsed/>
     <w:rsid w:val="00BE599F"/>
+  </w:style>
+  <w:style w:type="character" w:customStyle="1" w:styleId="s16">
+    <w:name w:val="s16"/>
+    <w:basedOn w:val="a0"/>
+    <w:rsid w:val="00C7533B"/>
+  </w:style>
+  <w:style w:type="character" w:customStyle="1" w:styleId="s9">
+    <w:name w:val="s9"/>
+    <w:basedOn w:val="a0"/>
+    <w:rsid w:val="00C7533B"/>
+  </w:style>
+  <w:style w:type="character" w:customStyle="1" w:styleId="apple-converted-space">
+    <w:name w:val="apple-converted-space"/>
+    <w:basedOn w:val="a0"/>
+    <w:rsid w:val="00C7533B"/>
   </w:style>
 </w:styles>
 </file>

--- a/Курс 3/Базы данных/Лабораторные/03. Проектирование реляционных БД/Отчёт 3.docx
+++ b/Курс 3/Базы данных/Лабораторные/03. Проектирование реляционных БД/Отчёт 3.docx
@@ -1,6 +1,6 @@
 
 <file path=word/document.xml><?xml version="1.0" encoding="utf-8"?>
-<w:document xmlns:wpc="http://schemas.microsoft.com/office/word/2010/wordprocessingCanvas" xmlns:cx="http://schemas.microsoft.com/office/drawing/2014/chartex" xmlns:cx1="http://schemas.microsoft.com/office/drawing/2015/9/8/chartex" xmlns:cx2="http://schemas.microsoft.com/office/drawing/2015/10/21/chartex" xmlns:cx3="http://schemas.microsoft.com/office/drawing/2016/5/9/chartex" xmlns:cx4="http://schemas.microsoft.com/office/drawing/2016/5/10/chartex" xmlns:cx5="http://schemas.microsoft.com/office/drawing/2016/5/11/chartex" xmlns:cx6="http://schemas.microsoft.com/office/drawing/2016/5/12/chartex" xmlns:cx7="http://schemas.microsoft.com/office/drawing/2016/5/13/chartex" xmlns:cx8="http://schemas.microsoft.com/office/drawing/2016/5/14/chartex" xmlns:mc="http://schemas.openxmlformats.org/markup-compatibility/2006" xmlns:aink="http://schemas.microsoft.com/office/drawing/2016/ink" xmlns:am3d="http://schemas.microsoft.com/office/drawing/2017/model3d" xmlns:o="urn:schemas-microsoft-com:office:office" xmlns:oel="http://schemas.microsoft.com/office/2019/extlst" xmlns:r="http://schemas.openxmlformats.org/officeDocument/2006/relationships" xmlns:m="http://schemas.openxmlformats.org/officeDocument/2006/math" xmlns:v="urn:schemas-microsoft-com:vml" xmlns:wp14="http://schemas.microsoft.com/office/word/2010/wordprocessingDrawing" xmlns:wp="http://schemas.openxmlformats.org/drawingml/2006/wordprocessingDrawing" xmlns:w10="urn:schemas-microsoft-com:office:word" xmlns:w="http://schemas.openxmlformats.org/wordprocessingml/2006/main" xmlns:w14="http://schemas.microsoft.com/office/word/2010/wordml" xmlns:w15="http://schemas.microsoft.com/office/word/2012/wordml" xmlns:w16cex="http://schemas.microsoft.com/office/word/2018/wordml/cex" xmlns:w16cid="http://schemas.microsoft.com/office/word/2016/wordml/cid" xmlns:w16="http://schemas.microsoft.com/office/word/2018/wordml" xmlns:w16du="http://schemas.microsoft.com/office/word/2023/wordml/word16du" xmlns:w16sdtdh="http://schemas.microsoft.com/office/word/2020/wordml/sdtdatahash" xmlns:w16sdtfl="http://schemas.microsoft.com/office/word/2024/wordml/sdtformatlock" xmlns:w16se="http://schemas.microsoft.com/office/word/2015/wordml/symex" xmlns:wpg="http://schemas.microsoft.com/office/word/2010/wordprocessingGroup" xmlns:wpi="http://schemas.microsoft.com/office/word/2010/wordprocessingInk" xmlns:wne="http://schemas.microsoft.com/office/word/2006/wordml" xmlns:wps="http://schemas.microsoft.com/office/word/2010/wordprocessingShape" mc:Ignorable="w14 w15 w16se w16cid w16 w16cex w16sdtdh w16sdtfl w16du wp14">
+<w:document xmlns:wpc="http://schemas.microsoft.com/office/word/2010/wordprocessingCanvas" xmlns:cx="http://schemas.microsoft.com/office/drawing/2014/chartex" xmlns:mc="http://schemas.openxmlformats.org/markup-compatibility/2006" xmlns:o="urn:schemas-microsoft-com:office:office" xmlns:r="http://schemas.openxmlformats.org/officeDocument/2006/relationships" xmlns:m="http://schemas.openxmlformats.org/officeDocument/2006/math" xmlns:v="urn:schemas-microsoft-com:vml" xmlns:wp14="http://schemas.microsoft.com/office/word/2010/wordprocessingDrawing" xmlns:wp="http://schemas.openxmlformats.org/drawingml/2006/wordprocessingDrawing" xmlns:w10="urn:schemas-microsoft-com:office:word" xmlns:w="http://schemas.openxmlformats.org/wordprocessingml/2006/main" xmlns:w14="http://schemas.microsoft.com/office/word/2010/wordml" xmlns:w15="http://schemas.microsoft.com/office/word/2012/wordml" xmlns:w16se="http://schemas.microsoft.com/office/word/2015/wordml/symex" xmlns:wpg="http://schemas.microsoft.com/office/word/2010/wordprocessingGroup" xmlns:wpi="http://schemas.microsoft.com/office/word/2010/wordprocessingInk" xmlns:wne="http://schemas.microsoft.com/office/word/2006/wordml" xmlns:wps="http://schemas.microsoft.com/office/word/2010/wordprocessingShape" mc:Ignorable="w14 w15 w16se wp14">
   <w:body>
     <w:p>
       <w:pPr>
@@ -11,7 +11,7 @@
           <w:rFonts w:cs="Times New Roman"/>
           <w:kern w:val="0"/>
           <w:szCs w:val="28"/>
-          <w:lang w:val="ru-RU"/>
+          <w:lang w:val="en-US"/>
           <w14:ligatures w14:val="none"/>
         </w:rPr>
       </w:pPr>
@@ -1679,21 +1679,12 @@
                 <w:lang w:val="ru-RU"/>
               </w:rPr>
             </w:pPr>
-            <w:proofErr w:type="spellStart"/>
-            <w:r>
-              <w:rPr>
-                <w:sz w:val="24"/>
-                <w:lang w:val="ru-RU"/>
-              </w:rPr>
-              <w:t>Еленников</w:t>
-            </w:r>
-            <w:proofErr w:type="spellEnd"/>
-            <w:r>
-              <w:rPr>
-                <w:sz w:val="24"/>
-                <w:lang w:val="ru-RU"/>
-              </w:rPr>
-              <w:t xml:space="preserve"> Григорий Валерьевич</w:t>
+            <w:r>
+              <w:rPr>
+                <w:sz w:val="24"/>
+                <w:lang w:val="ru-RU"/>
+              </w:rPr>
+              <w:t>Еленников Григорий Валерьевич</w:t>
             </w:r>
           </w:p>
         </w:tc>
@@ -2550,23 +2541,7 @@
                 <w:sz w:val="24"/>
                 <w:lang w:val="ru-RU"/>
               </w:rPr>
-              <w:t xml:space="preserve">1.6 л, 90 </w:t>
-            </w:r>
-            <w:proofErr w:type="spellStart"/>
-            <w:r>
-              <w:rPr>
-                <w:sz w:val="24"/>
-                <w:lang w:val="ru-RU"/>
-              </w:rPr>
-              <w:t>л.с</w:t>
-            </w:r>
-            <w:proofErr w:type="spellEnd"/>
-            <w:r>
-              <w:rPr>
-                <w:sz w:val="24"/>
-                <w:lang w:val="ru-RU"/>
-              </w:rPr>
-              <w:t>, бензин, механика,</w:t>
+              <w:t>1.6 л, 90 л.с, бензин, механика,</w:t>
             </w:r>
           </w:p>
           <w:p>
@@ -3003,7 +2978,6 @@
         <w:rPr>
           <w:rStyle w:val="s9"/>
           <w:rFonts w:cs="Times New Roman"/>
-          <w:color w:val="000000"/>
           <w:szCs w:val="28"/>
           <w:lang w:val="ru-RU"/>
         </w:rPr>
@@ -3015,7 +2989,17 @@
           <w:lang w:val="ru-RU"/>
         </w:rPr>
         <w:lastRenderedPageBreak/>
-        <w:t xml:space="preserve">Для ненормализованной таблицы необходимо произвести </w:t>
+        <w:t>Ненормализованная таблица – это таблица, содержащая избыточные функциональные данные. Чтобы это исправить</w:t>
+      </w:r>
+      <w:bookmarkStart w:id="0" w:name="_GoBack"/>
+      <w:bookmarkEnd w:id="0"/>
+      <w:r>
+        <w:rPr>
+          <w:rFonts w:cs="Times New Roman"/>
+          <w:szCs w:val="28"/>
+          <w:lang w:val="ru-RU"/>
+        </w:rPr>
+        <w:t xml:space="preserve"> необходимо произвести </w:t>
       </w:r>
       <w:r>
         <w:rPr>
@@ -3123,21 +3107,7 @@
         <w:rPr>
           <w:lang w:val="ru-RU"/>
         </w:rPr>
-        <w:t>Ненормализованная таблица была приведена к первой нормальной форме. Для этого все данные в ней были разнесены в отдельные поля так, чтобы значения в этих полях были логически неделимы (</w:t>
-      </w:r>
-      <w:proofErr w:type="spellStart"/>
-      <w:r>
-        <w:rPr>
-          <w:lang w:val="ru-RU"/>
-        </w:rPr>
-        <w:t>атомарны</w:t>
-      </w:r>
-      <w:proofErr w:type="spellEnd"/>
-      <w:r>
-        <w:rPr>
-          <w:lang w:val="ru-RU"/>
-        </w:rPr>
-        <w:t>). Полученная в результате преобразований таблица в первой нормальной форме (табл. 2) представлена на листах ниже.</w:t>
+        <w:t>Ненормализованная таблица была приведена к первой нормальной форме. Для этого все данные в ней были разнесены в отдельные поля так, чтобы значения в этих полях были логически неделимы (атомарны). Полученная в результате преобразований таблица в первой нормальной форме (табл. 2) представлена на листах ниже.</w:t>
       </w:r>
       <w:r>
         <w:rPr>
@@ -3173,33 +3143,31 @@
         <w:rPr>
           <w:lang w:val="ru-RU"/>
         </w:rPr>
-        <w:t xml:space="preserve"> Также некоторые значения в таблице хранятся в сокращённо виде. Это сделано для </w:t>
-      </w:r>
-      <w:proofErr w:type="gramStart"/>
-      <w:r>
-        <w:rPr>
-          <w:lang w:val="ru-RU"/>
-        </w:rPr>
-        <w:t>того</w:t>
-      </w:r>
-      <w:proofErr w:type="gramEnd"/>
-      <w:r>
-        <w:rPr>
-          <w:lang w:val="ru-RU"/>
-        </w:rPr>
-        <w:t xml:space="preserve"> чтобы </w:t>
+        <w:t xml:space="preserve"> Также некоторые значения в таблице хранятся в сокращённо</w:t>
       </w:r>
       <w:r>
         <w:rPr>
           <w:lang w:val="ru-RU"/>
         </w:rPr>
-        <w:t>ровнее</w:t>
+        <w:t>м</w:t>
       </w:r>
       <w:r>
         <w:rPr>
           <w:lang w:val="ru-RU"/>
         </w:rPr>
-        <w:t xml:space="preserve"> уместить таблицу на листе бумаги.</w:t>
+        <w:t xml:space="preserve"> виде. Это сделано для того чтобы </w:t>
+      </w:r>
+      <w:r>
+        <w:rPr>
+          <w:lang w:val="ru-RU"/>
+        </w:rPr>
+        <w:t>выровнять таблицу</w:t>
+      </w:r>
+      <w:r>
+        <w:rPr>
+          <w:lang w:val="ru-RU"/>
+        </w:rPr>
+        <w:t xml:space="preserve"> на листе бумаги.</w:t>
       </w:r>
     </w:p>
     <w:p>
@@ -3913,7 +3881,6 @@
                 <w:lang w:val="ru-RU"/>
               </w:rPr>
             </w:pPr>
-            <w:proofErr w:type="spellStart"/>
             <w:r>
               <w:rPr>
                 <w:sz w:val="24"/>
@@ -3921,7 +3888,6 @@
               </w:rPr>
               <w:t>Еленников</w:t>
             </w:r>
-            <w:proofErr w:type="spellEnd"/>
           </w:p>
         </w:tc>
         <w:tc>
@@ -7418,7 +7384,7 @@
             </w:pPr>
             <w:r>
               <w:rPr>
-                <w:rFonts w:ascii="Apple Color Emoji" w:hAnsi="Apple Color Emoji" w:cs="Apple Color Emoji"/>
+                <w:rFonts w:ascii="Segoe UI Symbol" w:hAnsi="Segoe UI Symbol" w:cs="Segoe UI Symbol"/>
                 <w:b/>
                 <w:bCs/>
                 <w:sz w:val="24"/>
@@ -8075,7 +8041,6 @@
                 <w:lang w:val="ru-RU"/>
               </w:rPr>
             </w:pPr>
-            <w:proofErr w:type="spellStart"/>
             <w:r>
               <w:rPr>
                 <w:sz w:val="24"/>
@@ -8083,7 +8048,6 @@
               </w:rPr>
               <w:t>Еленников</w:t>
             </w:r>
-            <w:proofErr w:type="spellEnd"/>
           </w:p>
         </w:tc>
         <w:tc>
@@ -9326,7 +9290,7 @@
             </w:pPr>
             <w:r>
               <w:rPr>
-                <w:rFonts w:ascii="Apple Color Emoji" w:hAnsi="Apple Color Emoji" w:cs="Apple Color Emoji"/>
+                <w:rFonts w:ascii="Segoe UI Symbol" w:hAnsi="Segoe UI Symbol" w:cs="Segoe UI Symbol"/>
                 <w:b/>
                 <w:bCs/>
                 <w:sz w:val="24"/>
@@ -11395,15 +11359,16 @@
               <w:spacing w:after="160"/>
               <w:ind w:firstLine="0"/>
               <w:rPr>
-                <w:b/>
-                <w:bCs/>
-                <w:sz w:val="24"/>
-                <w:lang w:val="ru-RU"/>
-              </w:rPr>
-            </w:pPr>
-            <w:r>
-              <w:rPr>
-                <w:rFonts w:ascii="Apple Color Emoji" w:hAnsi="Apple Color Emoji" w:cs="Apple Color Emoji"/>
+                <w:rFonts w:cs="Times New Roman"/>
+                <w:b/>
+                <w:bCs/>
+                <w:sz w:val="24"/>
+                <w:lang w:val="ru-RU"/>
+              </w:rPr>
+            </w:pPr>
+            <w:r>
+              <w:rPr>
+                <w:rFonts w:ascii="Segoe UI Symbol" w:hAnsi="Segoe UI Symbol" w:cs="Segoe UI Symbol"/>
                 <w:b/>
                 <w:bCs/>
                 <w:sz w:val="24"/>
@@ -11413,6 +11378,7 @@
             </w:r>
             <w:r>
               <w:rPr>
+                <w:rFonts w:cs="Times New Roman"/>
                 <w:b/>
                 <w:bCs/>
                 <w:sz w:val="24"/>
@@ -12060,7 +12026,6 @@
                 <w:lang w:val="ru-RU"/>
               </w:rPr>
             </w:pPr>
-            <w:proofErr w:type="spellStart"/>
             <w:r>
               <w:rPr>
                 <w:sz w:val="24"/>
@@ -12068,7 +12033,6 @@
               </w:rPr>
               <w:t>Еленников</w:t>
             </w:r>
-            <w:proofErr w:type="spellEnd"/>
           </w:p>
         </w:tc>
         <w:tc>
@@ -13298,7 +13262,7 @@
             </w:pPr>
             <w:r>
               <w:rPr>
-                <w:rFonts w:ascii="Apple Color Emoji" w:hAnsi="Apple Color Emoji" w:cs="Apple Color Emoji"/>
+                <w:rFonts w:ascii="Segoe UI Symbol" w:hAnsi="Segoe UI Symbol" w:cs="Segoe UI Symbol"/>
                 <w:b/>
                 <w:bCs/>
                 <w:sz w:val="24"/>
@@ -15189,15 +15153,6 @@
         </w:tc>
       </w:tr>
     </w:tbl>
-    <w:p>
-      <w:pPr>
-        <w:spacing w:after="160"/>
-        <w:ind w:firstLine="0"/>
-        <w:rPr>
-          <w:lang w:val="ru-RU"/>
-        </w:rPr>
-      </w:pPr>
-    </w:p>
     <w:p>
       <w:pPr>
         <w:spacing w:after="160"/>
@@ -15398,7 +15353,7 @@
             </w:pPr>
             <w:r>
               <w:rPr>
-                <w:rFonts w:ascii="Apple Color Emoji" w:hAnsi="Apple Color Emoji" w:cs="Apple Color Emoji"/>
+                <w:rFonts w:ascii="Segoe UI Symbol" w:hAnsi="Segoe UI Symbol" w:cs="Segoe UI Symbol"/>
                 <w:b/>
                 <w:bCs/>
                 <w:sz w:val="24"/>
@@ -15490,7 +15445,7 @@
             </w:pPr>
             <w:r>
               <w:rPr>
-                <w:rFonts w:ascii="Apple Color Emoji" w:hAnsi="Apple Color Emoji" w:cs="Apple Color Emoji"/>
+                <w:rFonts w:ascii="Segoe UI Symbol" w:hAnsi="Segoe UI Symbol" w:cs="Segoe UI Symbol"/>
                 <w:b/>
                 <w:bCs/>
                 <w:sz w:val="24"/>
@@ -15583,7 +15538,7 @@
             </w:pPr>
             <w:r>
               <w:rPr>
-                <w:rFonts w:ascii="Apple Color Emoji" w:hAnsi="Apple Color Emoji" w:cs="Apple Color Emoji"/>
+                <w:rFonts w:ascii="Segoe UI Symbol" w:hAnsi="Segoe UI Symbol" w:cs="Segoe UI Symbol"/>
                 <w:b/>
                 <w:bCs/>
                 <w:sz w:val="24"/>
@@ -15677,7 +15632,7 @@
             </w:pPr>
             <w:r>
               <w:rPr>
-                <w:rFonts w:ascii="Apple Color Emoji" w:hAnsi="Apple Color Emoji" w:cs="Apple Color Emoji"/>
+                <w:rFonts w:ascii="Segoe UI Symbol" w:hAnsi="Segoe UI Symbol" w:cs="Segoe UI Symbol"/>
                 <w:b/>
                 <w:bCs/>
                 <w:sz w:val="24"/>
@@ -15774,7 +15729,7 @@
             </w:pPr>
             <w:r>
               <w:rPr>
-                <w:rFonts w:ascii="Apple Color Emoji" w:hAnsi="Apple Color Emoji" w:cs="Apple Color Emoji"/>
+                <w:rFonts w:ascii="Segoe UI Symbol" w:hAnsi="Segoe UI Symbol" w:cs="Segoe UI Symbol"/>
                 <w:b/>
                 <w:bCs/>
                 <w:sz w:val="24"/>
@@ -17163,7 +17118,6 @@
                 <w:sz w:val="24"/>
                 <w:lang w:val="ru-RU"/>
               </w:rPr>
-              <w:lastRenderedPageBreak/>
               <w:t>53</w:t>
             </w:r>
           </w:p>
@@ -17558,22 +17512,22 @@
         <w:tblLook w:val="04A0" w:firstRow="1" w:lastRow="0" w:firstColumn="1" w:lastColumn="0" w:noHBand="0" w:noVBand="1"/>
       </w:tblPr>
       <w:tblGrid>
-        <w:gridCol w:w="1281"/>
+        <w:gridCol w:w="1282"/>
         <w:gridCol w:w="1663"/>
         <w:gridCol w:w="222"/>
-        <w:gridCol w:w="724"/>
+        <w:gridCol w:w="723"/>
         <w:gridCol w:w="1624"/>
         <w:gridCol w:w="222"/>
-        <w:gridCol w:w="724"/>
+        <w:gridCol w:w="723"/>
         <w:gridCol w:w="1538"/>
         <w:gridCol w:w="222"/>
-        <w:gridCol w:w="724"/>
+        <w:gridCol w:w="723"/>
         <w:gridCol w:w="1538"/>
         <w:gridCol w:w="222"/>
-        <w:gridCol w:w="724"/>
+        <w:gridCol w:w="723"/>
         <w:gridCol w:w="999"/>
         <w:gridCol w:w="222"/>
-        <w:gridCol w:w="724"/>
+        <w:gridCol w:w="723"/>
         <w:gridCol w:w="1227"/>
       </w:tblGrid>
       <w:tr>
@@ -17594,7 +17548,7 @@
             </w:pPr>
             <w:r>
               <w:rPr>
-                <w:rFonts w:ascii="Apple Color Emoji" w:hAnsi="Apple Color Emoji" w:cs="Apple Color Emoji"/>
+                <w:rFonts w:ascii="Segoe UI Symbol" w:hAnsi="Segoe UI Symbol" w:cs="Segoe UI Symbol"/>
                 <w:b/>
                 <w:bCs/>
                 <w:sz w:val="24"/>
@@ -17685,7 +17639,7 @@
             </w:pPr>
             <w:r>
               <w:rPr>
-                <w:rFonts w:ascii="Apple Color Emoji" w:hAnsi="Apple Color Emoji" w:cs="Apple Color Emoji"/>
+                <w:rFonts w:ascii="Segoe UI Symbol" w:hAnsi="Segoe UI Symbol" w:cs="Segoe UI Symbol"/>
                 <w:b/>
                 <w:bCs/>
                 <w:sz w:val="24"/>
@@ -17776,7 +17730,7 @@
             </w:pPr>
             <w:r>
               <w:rPr>
-                <w:rFonts w:ascii="Apple Color Emoji" w:hAnsi="Apple Color Emoji" w:cs="Apple Color Emoji"/>
+                <w:rFonts w:ascii="Segoe UI Symbol" w:hAnsi="Segoe UI Symbol" w:cs="Segoe UI Symbol"/>
                 <w:b/>
                 <w:bCs/>
                 <w:sz w:val="24"/>
@@ -17867,7 +17821,7 @@
             </w:pPr>
             <w:r>
               <w:rPr>
-                <w:rFonts w:ascii="Apple Color Emoji" w:hAnsi="Apple Color Emoji" w:cs="Apple Color Emoji"/>
+                <w:rFonts w:ascii="Segoe UI Symbol" w:hAnsi="Segoe UI Symbol" w:cs="Segoe UI Symbol"/>
                 <w:b/>
                 <w:bCs/>
                 <w:sz w:val="24"/>
@@ -17960,7 +17914,7 @@
             </w:pPr>
             <w:r>
               <w:rPr>
-                <w:rFonts w:ascii="Apple Color Emoji" w:hAnsi="Apple Color Emoji" w:cs="Apple Color Emoji"/>
+                <w:rFonts w:ascii="Segoe UI Symbol" w:hAnsi="Segoe UI Symbol" w:cs="Segoe UI Symbol"/>
                 <w:b/>
                 <w:bCs/>
                 <w:sz w:val="24"/>
@@ -18055,7 +18009,7 @@
             </w:pPr>
             <w:r>
               <w:rPr>
-                <w:rFonts w:ascii="Apple Color Emoji" w:hAnsi="Apple Color Emoji" w:cs="Apple Color Emoji"/>
+                <w:rFonts w:ascii="Segoe UI Symbol" w:hAnsi="Segoe UI Symbol" w:cs="Segoe UI Symbol"/>
                 <w:b/>
                 <w:bCs/>
                 <w:sz w:val="24"/>
@@ -20135,7 +20089,7 @@
 </file>
 
 <file path=word/endnotes.xml><?xml version="1.0" encoding="utf-8"?>
-<w:endnotes xmlns:wpc="http://schemas.microsoft.com/office/word/2010/wordprocessingCanvas" xmlns:cx="http://schemas.microsoft.com/office/drawing/2014/chartex" xmlns:cx1="http://schemas.microsoft.com/office/drawing/2015/9/8/chartex" xmlns:cx2="http://schemas.microsoft.com/office/drawing/2015/10/21/chartex" xmlns:cx3="http://schemas.microsoft.com/office/drawing/2016/5/9/chartex" xmlns:cx4="http://schemas.microsoft.com/office/drawing/2016/5/10/chartex" xmlns:cx5="http://schemas.microsoft.com/office/drawing/2016/5/11/chartex" xmlns:cx6="http://schemas.microsoft.com/office/drawing/2016/5/12/chartex" xmlns:cx7="http://schemas.microsoft.com/office/drawing/2016/5/13/chartex" xmlns:cx8="http://schemas.microsoft.com/office/drawing/2016/5/14/chartex" xmlns:mc="http://schemas.openxmlformats.org/markup-compatibility/2006" xmlns:aink="http://schemas.microsoft.com/office/drawing/2016/ink" xmlns:am3d="http://schemas.microsoft.com/office/drawing/2017/model3d" xmlns:o="urn:schemas-microsoft-com:office:office" xmlns:oel="http://schemas.microsoft.com/office/2019/extlst" xmlns:r="http://schemas.openxmlformats.org/officeDocument/2006/relationships" xmlns:m="http://schemas.openxmlformats.org/officeDocument/2006/math" xmlns:v="urn:schemas-microsoft-com:vml" xmlns:wp14="http://schemas.microsoft.com/office/word/2010/wordprocessingDrawing" xmlns:wp="http://schemas.openxmlformats.org/drawingml/2006/wordprocessingDrawing" xmlns:w10="urn:schemas-microsoft-com:office:word" xmlns:w="http://schemas.openxmlformats.org/wordprocessingml/2006/main" xmlns:w14="http://schemas.microsoft.com/office/word/2010/wordml" xmlns:w15="http://schemas.microsoft.com/office/word/2012/wordml" xmlns:w16cex="http://schemas.microsoft.com/office/word/2018/wordml/cex" xmlns:w16cid="http://schemas.microsoft.com/office/word/2016/wordml/cid" xmlns:w16="http://schemas.microsoft.com/office/word/2018/wordml" xmlns:w16du="http://schemas.microsoft.com/office/word/2023/wordml/word16du" xmlns:w16sdtdh="http://schemas.microsoft.com/office/word/2020/wordml/sdtdatahash" xmlns:w16sdtfl="http://schemas.microsoft.com/office/word/2024/wordml/sdtformatlock" xmlns:w16se="http://schemas.microsoft.com/office/word/2015/wordml/symex" xmlns:wpg="http://schemas.microsoft.com/office/word/2010/wordprocessingGroup" xmlns:wpi="http://schemas.microsoft.com/office/word/2010/wordprocessingInk" xmlns:wne="http://schemas.microsoft.com/office/word/2006/wordml" xmlns:wps="http://schemas.microsoft.com/office/word/2010/wordprocessingShape" mc:Ignorable="w14 w15 w16se w16cid w16 w16cex w16sdtdh w16sdtfl w16du wp14">
+<w:endnotes xmlns:wpc="http://schemas.microsoft.com/office/word/2010/wordprocessingCanvas" xmlns:cx="http://schemas.microsoft.com/office/drawing/2014/chartex" xmlns:mc="http://schemas.openxmlformats.org/markup-compatibility/2006" xmlns:o="urn:schemas-microsoft-com:office:office" xmlns:r="http://schemas.openxmlformats.org/officeDocument/2006/relationships" xmlns:m="http://schemas.openxmlformats.org/officeDocument/2006/math" xmlns:v="urn:schemas-microsoft-com:vml" xmlns:wp14="http://schemas.microsoft.com/office/word/2010/wordprocessingDrawing" xmlns:wp="http://schemas.openxmlformats.org/drawingml/2006/wordprocessingDrawing" xmlns:w10="urn:schemas-microsoft-com:office:word" xmlns:w="http://schemas.openxmlformats.org/wordprocessingml/2006/main" xmlns:w14="http://schemas.microsoft.com/office/word/2010/wordml" xmlns:w15="http://schemas.microsoft.com/office/word/2012/wordml" xmlns:w16se="http://schemas.microsoft.com/office/word/2015/wordml/symex" xmlns:wpg="http://schemas.microsoft.com/office/word/2010/wordprocessingGroup" xmlns:wpi="http://schemas.microsoft.com/office/word/2010/wordprocessingInk" xmlns:wne="http://schemas.microsoft.com/office/word/2006/wordml" xmlns:wps="http://schemas.microsoft.com/office/word/2010/wordprocessingShape" mc:Ignorable="w14 w15 w16se wp14">
   <w:endnote w:type="separator" w:id="-1">
     <w:p>
       <w:r>
@@ -20154,7 +20108,7 @@
 </file>
 
 <file path=word/footer1.xml><?xml version="1.0" encoding="utf-8"?>
-<w:ftr xmlns:wpc="http://schemas.microsoft.com/office/word/2010/wordprocessingCanvas" xmlns:cx="http://schemas.microsoft.com/office/drawing/2014/chartex" xmlns:cx1="http://schemas.microsoft.com/office/drawing/2015/9/8/chartex" xmlns:cx2="http://schemas.microsoft.com/office/drawing/2015/10/21/chartex" xmlns:cx3="http://schemas.microsoft.com/office/drawing/2016/5/9/chartex" xmlns:cx4="http://schemas.microsoft.com/office/drawing/2016/5/10/chartex" xmlns:cx5="http://schemas.microsoft.com/office/drawing/2016/5/11/chartex" xmlns:cx6="http://schemas.microsoft.com/office/drawing/2016/5/12/chartex" xmlns:cx7="http://schemas.microsoft.com/office/drawing/2016/5/13/chartex" xmlns:cx8="http://schemas.microsoft.com/office/drawing/2016/5/14/chartex" xmlns:mc="http://schemas.openxmlformats.org/markup-compatibility/2006" xmlns:aink="http://schemas.microsoft.com/office/drawing/2016/ink" xmlns:am3d="http://schemas.microsoft.com/office/drawing/2017/model3d" xmlns:o="urn:schemas-microsoft-com:office:office" xmlns:oel="http://schemas.microsoft.com/office/2019/extlst" xmlns:r="http://schemas.openxmlformats.org/officeDocument/2006/relationships" xmlns:m="http://schemas.openxmlformats.org/officeDocument/2006/math" xmlns:v="urn:schemas-microsoft-com:vml" xmlns:wp14="http://schemas.microsoft.com/office/word/2010/wordprocessingDrawing" xmlns:wp="http://schemas.openxmlformats.org/drawingml/2006/wordprocessingDrawing" xmlns:w10="urn:schemas-microsoft-com:office:word" xmlns:w="http://schemas.openxmlformats.org/wordprocessingml/2006/main" xmlns:w14="http://schemas.microsoft.com/office/word/2010/wordml" xmlns:w15="http://schemas.microsoft.com/office/word/2012/wordml" xmlns:w16cex="http://schemas.microsoft.com/office/word/2018/wordml/cex" xmlns:w16cid="http://schemas.microsoft.com/office/word/2016/wordml/cid" xmlns:w16="http://schemas.microsoft.com/office/word/2018/wordml" xmlns:w16du="http://schemas.microsoft.com/office/word/2023/wordml/word16du" xmlns:w16sdtdh="http://schemas.microsoft.com/office/word/2020/wordml/sdtdatahash" xmlns:w16sdtfl="http://schemas.microsoft.com/office/word/2024/wordml/sdtformatlock" xmlns:w16se="http://schemas.microsoft.com/office/word/2015/wordml/symex" xmlns:wpg="http://schemas.microsoft.com/office/word/2010/wordprocessingGroup" xmlns:wpi="http://schemas.microsoft.com/office/word/2010/wordprocessingInk" xmlns:wne="http://schemas.microsoft.com/office/word/2006/wordml" xmlns:wps="http://schemas.microsoft.com/office/word/2010/wordprocessingShape" mc:Ignorable="w14 w15 w16se w16cid w16 w16cex w16sdtdh w16sdtfl w16du wp14">
+<w:ftr xmlns:wpc="http://schemas.microsoft.com/office/word/2010/wordprocessingCanvas" xmlns:cx="http://schemas.microsoft.com/office/drawing/2014/chartex" xmlns:mc="http://schemas.openxmlformats.org/markup-compatibility/2006" xmlns:o="urn:schemas-microsoft-com:office:office" xmlns:r="http://schemas.openxmlformats.org/officeDocument/2006/relationships" xmlns:m="http://schemas.openxmlformats.org/officeDocument/2006/math" xmlns:v="urn:schemas-microsoft-com:vml" xmlns:wp14="http://schemas.microsoft.com/office/word/2010/wordprocessingDrawing" xmlns:wp="http://schemas.openxmlformats.org/drawingml/2006/wordprocessingDrawing" xmlns:w10="urn:schemas-microsoft-com:office:word" xmlns:w="http://schemas.openxmlformats.org/wordprocessingml/2006/main" xmlns:w14="http://schemas.microsoft.com/office/word/2010/wordml" xmlns:w15="http://schemas.microsoft.com/office/word/2012/wordml" xmlns:w16se="http://schemas.microsoft.com/office/word/2015/wordml/symex" xmlns:wpg="http://schemas.microsoft.com/office/word/2010/wordprocessingGroup" xmlns:wpi="http://schemas.microsoft.com/office/word/2010/wordprocessingInk" xmlns:wne="http://schemas.microsoft.com/office/word/2006/wordml" xmlns:wps="http://schemas.microsoft.com/office/word/2010/wordprocessingShape" mc:Ignorable="w14 w15 w16se wp14">
   <w:p>
     <w:pPr>
       <w:pStyle w:val="af"/>
@@ -20195,7 +20149,7 @@
 </file>
 
 <file path=word/footnotes.xml><?xml version="1.0" encoding="utf-8"?>
-<w:footnotes xmlns:wpc="http://schemas.microsoft.com/office/word/2010/wordprocessingCanvas" xmlns:cx="http://schemas.microsoft.com/office/drawing/2014/chartex" xmlns:cx1="http://schemas.microsoft.com/office/drawing/2015/9/8/chartex" xmlns:cx2="http://schemas.microsoft.com/office/drawing/2015/10/21/chartex" xmlns:cx3="http://schemas.microsoft.com/office/drawing/2016/5/9/chartex" xmlns:cx4="http://schemas.microsoft.com/office/drawing/2016/5/10/chartex" xmlns:cx5="http://schemas.microsoft.com/office/drawing/2016/5/11/chartex" xmlns:cx6="http://schemas.microsoft.com/office/drawing/2016/5/12/chartex" xmlns:cx7="http://schemas.microsoft.com/office/drawing/2016/5/13/chartex" xmlns:cx8="http://schemas.microsoft.com/office/drawing/2016/5/14/chartex" xmlns:mc="http://schemas.openxmlformats.org/markup-compatibility/2006" xmlns:aink="http://schemas.microsoft.com/office/drawing/2016/ink" xmlns:am3d="http://schemas.microsoft.com/office/drawing/2017/model3d" xmlns:o="urn:schemas-microsoft-com:office:office" xmlns:oel="http://schemas.microsoft.com/office/2019/extlst" xmlns:r="http://schemas.openxmlformats.org/officeDocument/2006/relationships" xmlns:m="http://schemas.openxmlformats.org/officeDocument/2006/math" xmlns:v="urn:schemas-microsoft-com:vml" xmlns:wp14="http://schemas.microsoft.com/office/word/2010/wordprocessingDrawing" xmlns:wp="http://schemas.openxmlformats.org/drawingml/2006/wordprocessingDrawing" xmlns:w10="urn:schemas-microsoft-com:office:word" xmlns:w="http://schemas.openxmlformats.org/wordprocessingml/2006/main" xmlns:w14="http://schemas.microsoft.com/office/word/2010/wordml" xmlns:w15="http://schemas.microsoft.com/office/word/2012/wordml" xmlns:w16cex="http://schemas.microsoft.com/office/word/2018/wordml/cex" xmlns:w16cid="http://schemas.microsoft.com/office/word/2016/wordml/cid" xmlns:w16="http://schemas.microsoft.com/office/word/2018/wordml" xmlns:w16du="http://schemas.microsoft.com/office/word/2023/wordml/word16du" xmlns:w16sdtdh="http://schemas.microsoft.com/office/word/2020/wordml/sdtdatahash" xmlns:w16sdtfl="http://schemas.microsoft.com/office/word/2024/wordml/sdtformatlock" xmlns:w16se="http://schemas.microsoft.com/office/word/2015/wordml/symex" xmlns:wpg="http://schemas.microsoft.com/office/word/2010/wordprocessingGroup" xmlns:wpi="http://schemas.microsoft.com/office/word/2010/wordprocessingInk" xmlns:wne="http://schemas.microsoft.com/office/word/2006/wordml" xmlns:wps="http://schemas.microsoft.com/office/word/2010/wordprocessingShape" mc:Ignorable="w14 w15 w16se w16cid w16 w16cex w16sdtdh w16sdtfl w16du wp14">
+<w:footnotes xmlns:wpc="http://schemas.microsoft.com/office/word/2010/wordprocessingCanvas" xmlns:cx="http://schemas.microsoft.com/office/drawing/2014/chartex" xmlns:mc="http://schemas.openxmlformats.org/markup-compatibility/2006" xmlns:o="urn:schemas-microsoft-com:office:office" xmlns:r="http://schemas.openxmlformats.org/officeDocument/2006/relationships" xmlns:m="http://schemas.openxmlformats.org/officeDocument/2006/math" xmlns:v="urn:schemas-microsoft-com:vml" xmlns:wp14="http://schemas.microsoft.com/office/word/2010/wordprocessingDrawing" xmlns:wp="http://schemas.openxmlformats.org/drawingml/2006/wordprocessingDrawing" xmlns:w10="urn:schemas-microsoft-com:office:word" xmlns:w="http://schemas.openxmlformats.org/wordprocessingml/2006/main" xmlns:w14="http://schemas.microsoft.com/office/word/2010/wordml" xmlns:w15="http://schemas.microsoft.com/office/word/2012/wordml" xmlns:w16se="http://schemas.microsoft.com/office/word/2015/wordml/symex" xmlns:wpg="http://schemas.microsoft.com/office/word/2010/wordprocessingGroup" xmlns:wpi="http://schemas.microsoft.com/office/word/2010/wordprocessingInk" xmlns:wne="http://schemas.microsoft.com/office/word/2006/wordml" xmlns:wps="http://schemas.microsoft.com/office/word/2010/wordprocessingShape" mc:Ignorable="w14 w15 w16se wp14">
   <w:footnote w:type="separator" w:id="-1">
     <w:p>
       <w:r>
@@ -20214,7 +20168,7 @@
 </file>
 
 <file path=word/header1.xml><?xml version="1.0" encoding="utf-8"?>
-<w:hdr xmlns:wpc="http://schemas.microsoft.com/office/word/2010/wordprocessingCanvas" xmlns:cx="http://schemas.microsoft.com/office/drawing/2014/chartex" xmlns:cx1="http://schemas.microsoft.com/office/drawing/2015/9/8/chartex" xmlns:cx2="http://schemas.microsoft.com/office/drawing/2015/10/21/chartex" xmlns:cx3="http://schemas.microsoft.com/office/drawing/2016/5/9/chartex" xmlns:cx4="http://schemas.microsoft.com/office/drawing/2016/5/10/chartex" xmlns:cx5="http://schemas.microsoft.com/office/drawing/2016/5/11/chartex" xmlns:cx6="http://schemas.microsoft.com/office/drawing/2016/5/12/chartex" xmlns:cx7="http://schemas.microsoft.com/office/drawing/2016/5/13/chartex" xmlns:cx8="http://schemas.microsoft.com/office/drawing/2016/5/14/chartex" xmlns:mc="http://schemas.openxmlformats.org/markup-compatibility/2006" xmlns:aink="http://schemas.microsoft.com/office/drawing/2016/ink" xmlns:am3d="http://schemas.microsoft.com/office/drawing/2017/model3d" xmlns:o="urn:schemas-microsoft-com:office:office" xmlns:oel="http://schemas.microsoft.com/office/2019/extlst" xmlns:r="http://schemas.openxmlformats.org/officeDocument/2006/relationships" xmlns:m="http://schemas.openxmlformats.org/officeDocument/2006/math" xmlns:v="urn:schemas-microsoft-com:vml" xmlns:wp14="http://schemas.microsoft.com/office/word/2010/wordprocessingDrawing" xmlns:wp="http://schemas.openxmlformats.org/drawingml/2006/wordprocessingDrawing" xmlns:w10="urn:schemas-microsoft-com:office:word" xmlns:w="http://schemas.openxmlformats.org/wordprocessingml/2006/main" xmlns:w14="http://schemas.microsoft.com/office/word/2010/wordml" xmlns:w15="http://schemas.microsoft.com/office/word/2012/wordml" xmlns:w16cex="http://schemas.microsoft.com/office/word/2018/wordml/cex" xmlns:w16cid="http://schemas.microsoft.com/office/word/2016/wordml/cid" xmlns:w16="http://schemas.microsoft.com/office/word/2018/wordml" xmlns:w16du="http://schemas.microsoft.com/office/word/2023/wordml/word16du" xmlns:w16sdtdh="http://schemas.microsoft.com/office/word/2020/wordml/sdtdatahash" xmlns:w16sdtfl="http://schemas.microsoft.com/office/word/2024/wordml/sdtformatlock" xmlns:w16se="http://schemas.microsoft.com/office/word/2015/wordml/symex" xmlns:wpg="http://schemas.microsoft.com/office/word/2010/wordprocessingGroup" xmlns:wpi="http://schemas.microsoft.com/office/word/2010/wordprocessingInk" xmlns:wne="http://schemas.microsoft.com/office/word/2006/wordml" xmlns:wps="http://schemas.microsoft.com/office/word/2010/wordprocessingShape" mc:Ignorable="w14 w15 w16se w16cid w16 w16cex w16sdtdh w16sdtfl w16du wp14">
+<w:hdr xmlns:wpc="http://schemas.microsoft.com/office/word/2010/wordprocessingCanvas" xmlns:cx="http://schemas.microsoft.com/office/drawing/2014/chartex" xmlns:mc="http://schemas.openxmlformats.org/markup-compatibility/2006" xmlns:o="urn:schemas-microsoft-com:office:office" xmlns:r="http://schemas.openxmlformats.org/officeDocument/2006/relationships" xmlns:m="http://schemas.openxmlformats.org/officeDocument/2006/math" xmlns:v="urn:schemas-microsoft-com:vml" xmlns:wp14="http://schemas.microsoft.com/office/word/2010/wordprocessingDrawing" xmlns:wp="http://schemas.openxmlformats.org/drawingml/2006/wordprocessingDrawing" xmlns:w10="urn:schemas-microsoft-com:office:word" xmlns:w="http://schemas.openxmlformats.org/wordprocessingml/2006/main" xmlns:w14="http://schemas.microsoft.com/office/word/2010/wordml" xmlns:w15="http://schemas.microsoft.com/office/word/2012/wordml" xmlns:w16se="http://schemas.microsoft.com/office/word/2015/wordml/symex" xmlns:wpg="http://schemas.microsoft.com/office/word/2010/wordprocessingGroup" xmlns:wpi="http://schemas.microsoft.com/office/word/2010/wordprocessingInk" xmlns:wne="http://schemas.microsoft.com/office/word/2006/wordml" xmlns:wps="http://schemas.microsoft.com/office/word/2010/wordprocessingShape" mc:Ignorable="w14 w15 w16se wp14">
   <w:sdt>
     <w:sdtPr>
       <w:rPr>
@@ -20226,6 +20180,11 @@
         <w:docPartUnique/>
       </w:docPartObj>
     </w:sdtPr>
+    <w:sdtEndPr>
+      <w:rPr>
+        <w:rStyle w:val="af1"/>
+      </w:rPr>
+    </w:sdtEndPr>
     <w:sdtContent>
       <w:p>
         <w:pPr>
@@ -20251,12 +20210,6 @@
           <w:rPr>
             <w:rStyle w:val="af1"/>
           </w:rPr>
-          <w:fldChar w:fldCharType="separate"/>
-        </w:r>
-        <w:r>
-          <w:rPr>
-            <w:rStyle w:val="af1"/>
-          </w:rPr>
           <w:fldChar w:fldCharType="end"/>
         </w:r>
       </w:p>
@@ -20271,7 +20224,7 @@
 </file>
 
 <file path=word/header2.xml><?xml version="1.0" encoding="utf-8"?>
-<w:hdr xmlns:wpc="http://schemas.microsoft.com/office/word/2010/wordprocessingCanvas" xmlns:cx="http://schemas.microsoft.com/office/drawing/2014/chartex" xmlns:cx1="http://schemas.microsoft.com/office/drawing/2015/9/8/chartex" xmlns:cx2="http://schemas.microsoft.com/office/drawing/2015/10/21/chartex" xmlns:cx3="http://schemas.microsoft.com/office/drawing/2016/5/9/chartex" xmlns:cx4="http://schemas.microsoft.com/office/drawing/2016/5/10/chartex" xmlns:cx5="http://schemas.microsoft.com/office/drawing/2016/5/11/chartex" xmlns:cx6="http://schemas.microsoft.com/office/drawing/2016/5/12/chartex" xmlns:cx7="http://schemas.microsoft.com/office/drawing/2016/5/13/chartex" xmlns:cx8="http://schemas.microsoft.com/office/drawing/2016/5/14/chartex" xmlns:mc="http://schemas.openxmlformats.org/markup-compatibility/2006" xmlns:aink="http://schemas.microsoft.com/office/drawing/2016/ink" xmlns:am3d="http://schemas.microsoft.com/office/drawing/2017/model3d" xmlns:o="urn:schemas-microsoft-com:office:office" xmlns:oel="http://schemas.microsoft.com/office/2019/extlst" xmlns:r="http://schemas.openxmlformats.org/officeDocument/2006/relationships" xmlns:m="http://schemas.openxmlformats.org/officeDocument/2006/math" xmlns:v="urn:schemas-microsoft-com:vml" xmlns:wp14="http://schemas.microsoft.com/office/word/2010/wordprocessingDrawing" xmlns:wp="http://schemas.openxmlformats.org/drawingml/2006/wordprocessingDrawing" xmlns:w10="urn:schemas-microsoft-com:office:word" xmlns:w="http://schemas.openxmlformats.org/wordprocessingml/2006/main" xmlns:w14="http://schemas.microsoft.com/office/word/2010/wordml" xmlns:w15="http://schemas.microsoft.com/office/word/2012/wordml" xmlns:w16cex="http://schemas.microsoft.com/office/word/2018/wordml/cex" xmlns:w16cid="http://schemas.microsoft.com/office/word/2016/wordml/cid" xmlns:w16="http://schemas.microsoft.com/office/word/2018/wordml" xmlns:w16du="http://schemas.microsoft.com/office/word/2023/wordml/word16du" xmlns:w16sdtdh="http://schemas.microsoft.com/office/word/2020/wordml/sdtdatahash" xmlns:w16sdtfl="http://schemas.microsoft.com/office/word/2024/wordml/sdtformatlock" xmlns:w16se="http://schemas.microsoft.com/office/word/2015/wordml/symex" xmlns:wpg="http://schemas.microsoft.com/office/word/2010/wordprocessingGroup" xmlns:wpi="http://schemas.microsoft.com/office/word/2010/wordprocessingInk" xmlns:wne="http://schemas.microsoft.com/office/word/2006/wordml" xmlns:wps="http://schemas.microsoft.com/office/word/2010/wordprocessingShape" mc:Ignorable="w14 w15 w16se w16cid w16 w16cex w16sdtdh w16sdtfl w16du wp14">
+<w:hdr xmlns:wpc="http://schemas.microsoft.com/office/word/2010/wordprocessingCanvas" xmlns:cx="http://schemas.microsoft.com/office/drawing/2014/chartex" xmlns:mc="http://schemas.openxmlformats.org/markup-compatibility/2006" xmlns:o="urn:schemas-microsoft-com:office:office" xmlns:r="http://schemas.openxmlformats.org/officeDocument/2006/relationships" xmlns:m="http://schemas.openxmlformats.org/officeDocument/2006/math" xmlns:v="urn:schemas-microsoft-com:vml" xmlns:wp14="http://schemas.microsoft.com/office/word/2010/wordprocessingDrawing" xmlns:wp="http://schemas.openxmlformats.org/drawingml/2006/wordprocessingDrawing" xmlns:w10="urn:schemas-microsoft-com:office:word" xmlns:w="http://schemas.openxmlformats.org/wordprocessingml/2006/main" xmlns:w14="http://schemas.microsoft.com/office/word/2010/wordml" xmlns:w15="http://schemas.microsoft.com/office/word/2012/wordml" xmlns:w16se="http://schemas.microsoft.com/office/word/2015/wordml/symex" xmlns:wpg="http://schemas.microsoft.com/office/word/2010/wordprocessingGroup" xmlns:wpi="http://schemas.microsoft.com/office/word/2010/wordprocessingInk" xmlns:wne="http://schemas.microsoft.com/office/word/2006/wordml" xmlns:wps="http://schemas.microsoft.com/office/word/2010/wordprocessingShape" mc:Ignorable="w14 w15 w16se wp14">
   <w:sdt>
     <w:sdtPr>
       <w:rPr>
@@ -20283,6 +20236,11 @@
         <w:docPartUnique/>
       </w:docPartObj>
     </w:sdtPr>
+    <w:sdtEndPr>
+      <w:rPr>
+        <w:rStyle w:val="af1"/>
+      </w:rPr>
+    </w:sdtEndPr>
     <w:sdtContent>
       <w:p>
         <w:pPr>
@@ -20315,7 +20273,7 @@
             <w:rStyle w:val="af1"/>
             <w:noProof/>
           </w:rPr>
-          <w:t>2</w:t>
+          <w:t>4</w:t>
         </w:r>
         <w:r>
           <w:rPr>
@@ -20335,7 +20293,7 @@
 </file>
 
 <file path=word/header3.xml><?xml version="1.0" encoding="utf-8"?>
-<w:hdr xmlns:wpc="http://schemas.microsoft.com/office/word/2010/wordprocessingCanvas" xmlns:cx="http://schemas.microsoft.com/office/drawing/2014/chartex" xmlns:cx1="http://schemas.microsoft.com/office/drawing/2015/9/8/chartex" xmlns:cx2="http://schemas.microsoft.com/office/drawing/2015/10/21/chartex" xmlns:cx3="http://schemas.microsoft.com/office/drawing/2016/5/9/chartex" xmlns:cx4="http://schemas.microsoft.com/office/drawing/2016/5/10/chartex" xmlns:cx5="http://schemas.microsoft.com/office/drawing/2016/5/11/chartex" xmlns:cx6="http://schemas.microsoft.com/office/drawing/2016/5/12/chartex" xmlns:cx7="http://schemas.microsoft.com/office/drawing/2016/5/13/chartex" xmlns:cx8="http://schemas.microsoft.com/office/drawing/2016/5/14/chartex" xmlns:mc="http://schemas.openxmlformats.org/markup-compatibility/2006" xmlns:aink="http://schemas.microsoft.com/office/drawing/2016/ink" xmlns:am3d="http://schemas.microsoft.com/office/drawing/2017/model3d" xmlns:o="urn:schemas-microsoft-com:office:office" xmlns:oel="http://schemas.microsoft.com/office/2019/extlst" xmlns:r="http://schemas.openxmlformats.org/officeDocument/2006/relationships" xmlns:m="http://schemas.openxmlformats.org/officeDocument/2006/math" xmlns:v="urn:schemas-microsoft-com:vml" xmlns:wp14="http://schemas.microsoft.com/office/word/2010/wordprocessingDrawing" xmlns:wp="http://schemas.openxmlformats.org/drawingml/2006/wordprocessingDrawing" xmlns:w10="urn:schemas-microsoft-com:office:word" xmlns:w="http://schemas.openxmlformats.org/wordprocessingml/2006/main" xmlns:w14="http://schemas.microsoft.com/office/word/2010/wordml" xmlns:w15="http://schemas.microsoft.com/office/word/2012/wordml" xmlns:w16cex="http://schemas.microsoft.com/office/word/2018/wordml/cex" xmlns:w16cid="http://schemas.microsoft.com/office/word/2016/wordml/cid" xmlns:w16="http://schemas.microsoft.com/office/word/2018/wordml" xmlns:w16du="http://schemas.microsoft.com/office/word/2023/wordml/word16du" xmlns:w16sdtdh="http://schemas.microsoft.com/office/word/2020/wordml/sdtdatahash" xmlns:w16sdtfl="http://schemas.microsoft.com/office/word/2024/wordml/sdtformatlock" xmlns:w16se="http://schemas.microsoft.com/office/word/2015/wordml/symex" xmlns:wpg="http://schemas.microsoft.com/office/word/2010/wordprocessingGroup" xmlns:wpi="http://schemas.microsoft.com/office/word/2010/wordprocessingInk" xmlns:wne="http://schemas.microsoft.com/office/word/2006/wordml" xmlns:wps="http://schemas.microsoft.com/office/word/2010/wordprocessingShape" mc:Ignorable="w14 w15 w16se w16cid w16 w16cex w16sdtdh w16sdtfl w16du wp14">
+<w:hdr xmlns:wpc="http://schemas.microsoft.com/office/word/2010/wordprocessingCanvas" xmlns:cx="http://schemas.microsoft.com/office/drawing/2014/chartex" xmlns:mc="http://schemas.openxmlformats.org/markup-compatibility/2006" xmlns:o="urn:schemas-microsoft-com:office:office" xmlns:r="http://schemas.openxmlformats.org/officeDocument/2006/relationships" xmlns:m="http://schemas.openxmlformats.org/officeDocument/2006/math" xmlns:v="urn:schemas-microsoft-com:vml" xmlns:wp14="http://schemas.microsoft.com/office/word/2010/wordprocessingDrawing" xmlns:wp="http://schemas.openxmlformats.org/drawingml/2006/wordprocessingDrawing" xmlns:w10="urn:schemas-microsoft-com:office:word" xmlns:w="http://schemas.openxmlformats.org/wordprocessingml/2006/main" xmlns:w14="http://schemas.microsoft.com/office/word/2010/wordml" xmlns:w15="http://schemas.microsoft.com/office/word/2012/wordml" xmlns:w16se="http://schemas.microsoft.com/office/word/2015/wordml/symex" xmlns:wpg="http://schemas.microsoft.com/office/word/2010/wordprocessingGroup" xmlns:wpi="http://schemas.microsoft.com/office/word/2010/wordprocessingInk" xmlns:wne="http://schemas.microsoft.com/office/word/2006/wordml" xmlns:wps="http://schemas.microsoft.com/office/word/2010/wordprocessingShape" mc:Ignorable="w14 w15 w16se wp14">
   <w:p>
     <w:pPr>
       <w:spacing w:after="160"/>
@@ -20436,7 +20394,7 @@
 </file>
 
 <file path=word/numbering.xml><?xml version="1.0" encoding="utf-8"?>
-<w:numbering xmlns:wpc="http://schemas.microsoft.com/office/word/2010/wordprocessingCanvas" xmlns:cx="http://schemas.microsoft.com/office/drawing/2014/chartex" xmlns:cx1="http://schemas.microsoft.com/office/drawing/2015/9/8/chartex" xmlns:cx2="http://schemas.microsoft.com/office/drawing/2015/10/21/chartex" xmlns:cx3="http://schemas.microsoft.com/office/drawing/2016/5/9/chartex" xmlns:cx4="http://schemas.microsoft.com/office/drawing/2016/5/10/chartex" xmlns:cx5="http://schemas.microsoft.com/office/drawing/2016/5/11/chartex" xmlns:cx6="http://schemas.microsoft.com/office/drawing/2016/5/12/chartex" xmlns:cx7="http://schemas.microsoft.com/office/drawing/2016/5/13/chartex" xmlns:cx8="http://schemas.microsoft.com/office/drawing/2016/5/14/chartex" xmlns:mc="http://schemas.openxmlformats.org/markup-compatibility/2006" xmlns:aink="http://schemas.microsoft.com/office/drawing/2016/ink" xmlns:am3d="http://schemas.microsoft.com/office/drawing/2017/model3d" xmlns:o="urn:schemas-microsoft-com:office:office" xmlns:oel="http://schemas.microsoft.com/office/2019/extlst" xmlns:r="http://schemas.openxmlformats.org/officeDocument/2006/relationships" xmlns:m="http://schemas.openxmlformats.org/officeDocument/2006/math" xmlns:v="urn:schemas-microsoft-com:vml" xmlns:wp14="http://schemas.microsoft.com/office/word/2010/wordprocessingDrawing" xmlns:wp="http://schemas.openxmlformats.org/drawingml/2006/wordprocessingDrawing" xmlns:w10="urn:schemas-microsoft-com:office:word" xmlns:w="http://schemas.openxmlformats.org/wordprocessingml/2006/main" xmlns:w14="http://schemas.microsoft.com/office/word/2010/wordml" xmlns:w15="http://schemas.microsoft.com/office/word/2012/wordml" xmlns:w16cex="http://schemas.microsoft.com/office/word/2018/wordml/cex" xmlns:w16cid="http://schemas.microsoft.com/office/word/2016/wordml/cid" xmlns:w16="http://schemas.microsoft.com/office/word/2018/wordml" xmlns:w16du="http://schemas.microsoft.com/office/word/2023/wordml/word16du" xmlns:w16sdtdh="http://schemas.microsoft.com/office/word/2020/wordml/sdtdatahash" xmlns:w16sdtfl="http://schemas.microsoft.com/office/word/2024/wordml/sdtformatlock" xmlns:w16se="http://schemas.microsoft.com/office/word/2015/wordml/symex" xmlns:wpg="http://schemas.microsoft.com/office/word/2010/wordprocessingGroup" xmlns:wpi="http://schemas.microsoft.com/office/word/2010/wordprocessingInk" xmlns:wne="http://schemas.microsoft.com/office/word/2006/wordml" xmlns:wps="http://schemas.microsoft.com/office/word/2010/wordprocessingShape" mc:Ignorable="w14 w15 w16se w16cid w16 w16cex w16sdtdh w16sdtfl w16du wp14">
+<w:numbering xmlns:wpc="http://schemas.microsoft.com/office/word/2010/wordprocessingCanvas" xmlns:cx="http://schemas.microsoft.com/office/drawing/2014/chartex" xmlns:mc="http://schemas.openxmlformats.org/markup-compatibility/2006" xmlns:o="urn:schemas-microsoft-com:office:office" xmlns:r="http://schemas.openxmlformats.org/officeDocument/2006/relationships" xmlns:m="http://schemas.openxmlformats.org/officeDocument/2006/math" xmlns:v="urn:schemas-microsoft-com:vml" xmlns:wp14="http://schemas.microsoft.com/office/word/2010/wordprocessingDrawing" xmlns:wp="http://schemas.openxmlformats.org/drawingml/2006/wordprocessingDrawing" xmlns:w10="urn:schemas-microsoft-com:office:word" xmlns:w="http://schemas.openxmlformats.org/wordprocessingml/2006/main" xmlns:w14="http://schemas.microsoft.com/office/word/2010/wordml" xmlns:w15="http://schemas.microsoft.com/office/word/2012/wordml" xmlns:w16se="http://schemas.microsoft.com/office/word/2015/wordml/symex" xmlns:wpg="http://schemas.microsoft.com/office/word/2010/wordprocessingGroup" xmlns:wpi="http://schemas.microsoft.com/office/word/2010/wordprocessingInk" xmlns:wne="http://schemas.microsoft.com/office/word/2006/wordml" xmlns:wps="http://schemas.microsoft.com/office/word/2010/wordprocessingShape" mc:Ignorable="w14 w15 w16se wp14">
   <w:abstractNum w:abstractNumId="0" w15:restartNumberingAfterBreak="0">
     <w:nsid w:val="0C5E2750"/>
     <w:multiLevelType w:val="hybridMultilevel"/>
@@ -20776,20 +20734,20 @@
       </w:rPr>
     </w:lvl>
   </w:abstractNum>
-  <w:num w:numId="1" w16cid:durableId="1848129277">
+  <w:num w:numId="1">
     <w:abstractNumId w:val="2"/>
   </w:num>
-  <w:num w:numId="2" w16cid:durableId="1998026379">
+  <w:num w:numId="2">
     <w:abstractNumId w:val="0"/>
   </w:num>
-  <w:num w:numId="3" w16cid:durableId="2094934489">
+  <w:num w:numId="3">
     <w:abstractNumId w:val="1"/>
   </w:num>
 </w:numbering>
 </file>
 
 <file path=word/styles.xml><?xml version="1.0" encoding="utf-8"?>
-<w:styles xmlns:mc="http://schemas.openxmlformats.org/markup-compatibility/2006" xmlns:r="http://schemas.openxmlformats.org/officeDocument/2006/relationships" xmlns:w="http://schemas.openxmlformats.org/wordprocessingml/2006/main" xmlns:w14="http://schemas.microsoft.com/office/word/2010/wordml" xmlns:w15="http://schemas.microsoft.com/office/word/2012/wordml" xmlns:w16cex="http://schemas.microsoft.com/office/word/2018/wordml/cex" xmlns:w16cid="http://schemas.microsoft.com/office/word/2016/wordml/cid" xmlns:w16="http://schemas.microsoft.com/office/word/2018/wordml" xmlns:w16du="http://schemas.microsoft.com/office/word/2023/wordml/word16du" xmlns:w16sdtdh="http://schemas.microsoft.com/office/word/2020/wordml/sdtdatahash" xmlns:w16sdtfl="http://schemas.microsoft.com/office/word/2024/wordml/sdtformatlock" xmlns:w16se="http://schemas.microsoft.com/office/word/2015/wordml/symex" mc:Ignorable="w14 w15 w16se w16cid w16 w16cex w16sdtdh w16sdtfl w16du">
+<w:styles xmlns:mc="http://schemas.openxmlformats.org/markup-compatibility/2006" xmlns:r="http://schemas.openxmlformats.org/officeDocument/2006/relationships" xmlns:w="http://schemas.openxmlformats.org/wordprocessingml/2006/main" xmlns:w14="http://schemas.microsoft.com/office/word/2010/wordml" xmlns:w15="http://schemas.microsoft.com/office/word/2012/wordml" xmlns:w16se="http://schemas.microsoft.com/office/word/2015/wordml/symex" mc:Ignorable="w14 w15 w16se">
   <w:docDefaults>
     <w:rPrDefault>
       <w:rPr>
@@ -20797,7 +20755,7 @@
         <w:kern w:val="2"/>
         <w:sz w:val="24"/>
         <w:szCs w:val="24"/>
-        <w:lang w:val="ru-US" w:eastAsia="en-US" w:bidi="ar-SA"/>
+        <w:lang w:eastAsia="en-US" w:bidi="ar-SA"/>
         <w14:ligatures w14:val="standardContextual"/>
       </w:rPr>
     </w:rPrDefault>
@@ -20807,7 +20765,7 @@
       </w:pPr>
     </w:pPrDefault>
   </w:docDefaults>
-  <w:latentStyles w:defLockedState="0" w:defUIPriority="99" w:defSemiHidden="0" w:defUnhideWhenUsed="0" w:defQFormat="0" w:count="376">
+  <w:latentStyles w:defLockedState="0" w:defUIPriority="99" w:defSemiHidden="0" w:defUnhideWhenUsed="0" w:defQFormat="0" w:count="371">
     <w:lsdException w:name="Normal" w:uiPriority="0" w:qFormat="1"/>
     <w:lsdException w:name="heading 1" w:uiPriority="9" w:qFormat="1"/>
     <w:lsdException w:name="heading 2" w:semiHidden="1" w:uiPriority="9" w:unhideWhenUsed="1" w:qFormat="1"/>
@@ -21179,11 +21137,6 @@
     <w:lsdException w:name="List Table 5 Dark Accent 6" w:uiPriority="50"/>
     <w:lsdException w:name="List Table 6 Colorful Accent 6" w:uiPriority="51"/>
     <w:lsdException w:name="List Table 7 Colorful Accent 6" w:uiPriority="52"/>
-    <w:lsdException w:name="Mention" w:semiHidden="1" w:unhideWhenUsed="1"/>
-    <w:lsdException w:name="Smart Hyperlink" w:semiHidden="1" w:unhideWhenUsed="1"/>
-    <w:lsdException w:name="Hashtag" w:semiHidden="1" w:unhideWhenUsed="1"/>
-    <w:lsdException w:name="Unresolved Mention" w:semiHidden="1" w:unhideWhenUsed="1"/>
-    <w:lsdException w:name="Smart Link" w:semiHidden="1" w:unhideWhenUsed="1"/>
   </w:latentStyles>
   <w:style w:type="paragraph" w:default="1" w:styleId="a">
     <w:name w:val="Normal"/>
@@ -22124,7 +22077,7 @@
 </file>
 
 <file path=customXml/itemProps1.xml><?xml version="1.0" encoding="utf-8"?>
-<ds:datastoreItem xmlns:ds="http://schemas.openxmlformats.org/officeDocument/2006/customXml" ds:itemID="{D262BDAF-519F-BD42-87E3-2192016DB502}">
+<ds:datastoreItem xmlns:ds="http://schemas.openxmlformats.org/officeDocument/2006/customXml" ds:itemID="{119D2F72-A82B-4E78-93B1-D2C3888B22E3}">
   <ds:schemaRefs>
     <ds:schemaRef ds:uri="http://schemas.openxmlformats.org/officeDocument/2006/bibliography"/>
   </ds:schemaRefs>
